--- a/public/temas/ejercicio-1/ESQUEMA TEMA 25.docx
+++ b/public/temas/ejercicio-1/ESQUEMA TEMA 25.docx
@@ -1190,7 +1190,7 @@
           <w:b/>
           <w:sz w:val="22"/>
         </w:rPr>
-        <w:t>2%</w:t>
+        <w:t>2 %</w:t>
       </w:r>
       <w:r>
         <w:rPr>
@@ -1312,7 +1312,7 @@
           <w:b/>
           <w:sz w:val="22"/>
         </w:rPr>
-        <w:t>97%</w:t>
+        <w:t>97 %</w:t>
       </w:r>
       <w:r>
         <w:rPr>
@@ -1448,7 +1448,7 @@
           <w:b/>
           <w:sz w:val="22"/>
         </w:rPr>
-        <w:t>1%</w:t>
+        <w:t>1 %</w:t>
       </w:r>
       <w:r>
         <w:rPr>
@@ -2402,7 +2402,7 @@
           <w:rFonts w:ascii="Cambria" w:hAnsi="Cambria" w:cs="Cambria" w:eastAsia="Cambria"/>
           <w:sz w:val="22"/>
         </w:rPr>
-        <w:t xml:space="preserve">Disposición adicional primera RD 986/2021: verificación en frontera por la </w:t>
+        <w:t xml:space="preserve">Disposición adicional primera Real Decreto 986/2021: verificación en frontera por la </w:t>
       </w:r>
       <w:r>
         <w:rPr>
@@ -3453,7 +3453,7 @@
           <w:rFonts w:ascii="Cambria" w:hAnsi="Cambria" w:cs="Cambria" w:eastAsia="Cambria"/>
           <w:sz w:val="22"/>
         </w:rPr>
-        <w:t>España: RD 986/2021 traslada la Autoridad Administrativa al ámbito medioambiental</w:t>
+        <w:t>España: Real Decreto 986/2021 traslada la Autoridad Administrativa al ámbito medioambiental</w:t>
       </w:r>
     </w:p>
     <w:p>
